--- a/1kurs2sem/ksis/2laba.docx
+++ b/1kurs2sem/ksis/2laba.docx
@@ -6,6 +6,262 @@
       <w:pPr>
         <w:jc w:val="center"/>
         <w:rPr>
+          <w:rFonts w:hint="default" w:ascii="Times New Roman" w:hAnsi="Times New Roman" w:cs="Times New Roman"/>
+          <w:color w:val="000000" w:themeColor="text1"/>
+          <w:sz w:val="28"/>
+          <w:szCs w:val="28"/>
+          <w:lang w:val="ru-RU"/>
+          <w14:textFill>
+            <w14:solidFill>
+              <w14:schemeClr w14:val="tx1"/>
+            </w14:solidFill>
+          </w14:textFill>
+        </w:rPr>
+      </w:pPr>
+      <w:r>
+        <w:rPr>
+          <w:rFonts w:hint="default" w:ascii="Times New Roman" w:hAnsi="Times New Roman" w:cs="Times New Roman"/>
+          <w:color w:val="000000" w:themeColor="text1"/>
+          <w:sz w:val="28"/>
+          <w:szCs w:val="28"/>
+          <w:lang w:val="ru-RU"/>
+          <w14:textFill>
+            <w14:solidFill>
+              <w14:schemeClr w14:val="tx1"/>
+            </w14:solidFill>
+          </w14:textFill>
+        </w:rPr>
+        <w:t>12йфйяыцыу3ыучв4с==0З-</w:t>
+      </w:r>
+    </w:p>
+    <w:p>
+      <w:pPr>
+        <w:jc w:val="center"/>
+        <w:rPr>
+          <w:rFonts w:hint="default" w:ascii="Times New Roman" w:hAnsi="Times New Roman" w:cs="Times New Roman"/>
+          <w:color w:val="000000" w:themeColor="text1"/>
+          <w:sz w:val="28"/>
+          <w:szCs w:val="28"/>
+          <w:lang w:val="ru-RU"/>
+          <w14:textFill>
+            <w14:solidFill>
+              <w14:schemeClr w14:val="tx1"/>
+            </w14:solidFill>
+          </w14:textFill>
+        </w:rPr>
+      </w:pPr>
+      <w:r>
+        <w:rPr>
+          <w:rFonts w:hint="default" w:ascii="Times New Roman" w:hAnsi="Times New Roman" w:cs="Times New Roman"/>
+          <w:color w:val="000000" w:themeColor="text1"/>
+          <w:sz w:val="28"/>
+          <w:szCs w:val="28"/>
+          <w:lang w:val="ru-RU"/>
+          <w14:textFill>
+            <w14:solidFill>
+              <w14:schemeClr w14:val="tx1"/>
+            </w14:solidFill>
+          </w14:textFill>
+        </w:rPr>
+        <w:t>Ъ</w:t>
+      </w:r>
+    </w:p>
+    <w:p>
+      <w:pPr>
+        <w:jc w:val="center"/>
+        <w:rPr>
+          <w:rFonts w:hint="default" w:ascii="Times New Roman" w:hAnsi="Times New Roman" w:cs="Times New Roman"/>
+          <w:color w:val="000000" w:themeColor="text1"/>
+          <w:sz w:val="28"/>
+          <w:szCs w:val="28"/>
+          <w:lang w:val="ru-RU"/>
+          <w14:textFill>
+            <w14:solidFill>
+              <w14:schemeClr w14:val="tx1"/>
+            </w14:solidFill>
+          </w14:textFill>
+        </w:rPr>
+      </w:pPr>
+    </w:p>
+    <w:p>
+      <w:pPr>
+        <w:jc w:val="center"/>
+        <w:rPr>
+          <w:rFonts w:hint="default" w:ascii="Times New Roman" w:hAnsi="Times New Roman" w:cs="Times New Roman"/>
+          <w:color w:val="000000" w:themeColor="text1"/>
+          <w:sz w:val="28"/>
+          <w:szCs w:val="28"/>
+          <w:lang w:val="ru-RU"/>
+          <w14:textFill>
+            <w14:solidFill>
+              <w14:schemeClr w14:val="tx1"/>
+            </w14:solidFill>
+          </w14:textFill>
+        </w:rPr>
+      </w:pPr>
+    </w:p>
+    <w:p>
+      <w:pPr>
+        <w:jc w:val="center"/>
+        <w:rPr>
+          <w:rFonts w:hint="default" w:ascii="Times New Roman" w:hAnsi="Times New Roman" w:cs="Times New Roman"/>
+          <w:color w:val="000000" w:themeColor="text1"/>
+          <w:sz w:val="28"/>
+          <w:szCs w:val="28"/>
+          <w:lang w:val="ru-RU"/>
+          <w14:textFill>
+            <w14:solidFill>
+              <w14:schemeClr w14:val="tx1"/>
+            </w14:solidFill>
+          </w14:textFill>
+        </w:rPr>
+      </w:pPr>
+      <w:r>
+        <w:rPr>
+          <w:rFonts w:hint="default" w:ascii="Times New Roman" w:hAnsi="Times New Roman" w:cs="Times New Roman"/>
+          <w:color w:val="000000" w:themeColor="text1"/>
+          <w:sz w:val="28"/>
+          <w:szCs w:val="28"/>
+          <w:lang w:val="ru-RU"/>
+          <w14:textFill>
+            <w14:solidFill>
+              <w14:schemeClr w14:val="tx1"/>
+            </w14:solidFill>
+          </w14:textFill>
+        </w:rPr>
+        <w:t>\ф/</w:t>
+      </w:r>
+      <w:r>
+        <w:rPr>
+          <w:rFonts w:hint="default" w:ascii="Times New Roman" w:hAnsi="Times New Roman" w:cs="Times New Roman"/>
+          <w:color w:val="000000" w:themeColor="text1"/>
+          <w:sz w:val="28"/>
+          <w:szCs w:val="28"/>
+          <w:lang w:val="ru-RU"/>
+          <w14:textFill>
+            <w14:solidFill>
+              <w14:schemeClr w14:val="tx1"/>
+            </w14:solidFill>
+          </w14:textFill>
+        </w:rPr>
+        <w:br w:type="textWrapping"/>
+      </w:r>
+      <w:r>
+        <w:rPr>
+          <w:rFonts w:hint="default" w:ascii="Times New Roman" w:hAnsi="Times New Roman" w:cs="Times New Roman"/>
+          <w:color w:val="000000" w:themeColor="text1"/>
+          <w:sz w:val="28"/>
+          <w:szCs w:val="28"/>
+          <w:lang w:val="ru-RU"/>
+          <w14:textFill>
+            <w14:solidFill>
+              <w14:schemeClr w14:val="tx1"/>
+            </w14:solidFill>
+          </w14:textFill>
+        </w:rPr>
+        <w:br w:type="textWrapping"/>
+      </w:r>
+    </w:p>
+    <w:p>
+      <w:pPr>
+        <w:jc w:val="center"/>
+        <w:rPr>
+          <w:rFonts w:hint="default" w:ascii="Times New Roman" w:hAnsi="Times New Roman" w:cs="Times New Roman"/>
+          <w:color w:val="000000" w:themeColor="text1"/>
+          <w:sz w:val="28"/>
+          <w:szCs w:val="28"/>
+          <w:lang w:val="ru-RU"/>
+          <w14:textFill>
+            <w14:solidFill>
+              <w14:schemeClr w14:val="tx1"/>
+            </w14:solidFill>
+          </w14:textFill>
+        </w:rPr>
+      </w:pPr>
+      <w:r>
+        <w:rPr>
+          <w:rFonts w:hint="default" w:ascii="Times New Roman" w:hAnsi="Times New Roman" w:cs="Times New Roman"/>
+          <w:color w:val="000000" w:themeColor="text1"/>
+          <w:sz w:val="28"/>
+          <w:szCs w:val="28"/>
+          <w:lang w:val="ru-RU"/>
+          <w14:textFill>
+            <w14:solidFill>
+              <w14:schemeClr w14:val="tx1"/>
+            </w14:solidFill>
+          </w14:textFill>
+        </w:rPr>
+        <w:t>/</w:t>
+      </w:r>
+    </w:p>
+    <w:p>
+      <w:pPr>
+        <w:jc w:val="center"/>
+        <w:rPr>
+          <w:rFonts w:hint="default" w:ascii="Times New Roman" w:hAnsi="Times New Roman" w:cs="Times New Roman"/>
+          <w:color w:val="000000" w:themeColor="text1"/>
+          <w:sz w:val="28"/>
+          <w:szCs w:val="28"/>
+          <w:lang w:val="ru-RU"/>
+          <w14:textFill>
+            <w14:solidFill>
+              <w14:schemeClr w14:val="tx1"/>
+            </w14:solidFill>
+          </w14:textFill>
+        </w:rPr>
+      </w:pPr>
+      <w:r>
+        <w:rPr>
+          <w:rFonts w:hint="default" w:ascii="Times New Roman" w:hAnsi="Times New Roman" w:cs="Times New Roman"/>
+          <w:color w:val="000000" w:themeColor="text1"/>
+          <w:sz w:val="28"/>
+          <w:szCs w:val="28"/>
+          <w:lang w:val="ru-RU"/>
+          <w14:textFill>
+            <w14:solidFill>
+              <w14:schemeClr w14:val="tx1"/>
+            </w14:solidFill>
+          </w14:textFill>
+        </w:rPr>
+        <w:t>\</w:t>
+      </w:r>
+    </w:p>
+    <w:p>
+      <w:pPr>
+        <w:jc w:val="center"/>
+        <w:rPr>
+          <w:rFonts w:hint="default" w:ascii="Times New Roman" w:hAnsi="Times New Roman" w:cs="Times New Roman"/>
+          <w:color w:val="000000" w:themeColor="text1"/>
+          <w:sz w:val="28"/>
+          <w:szCs w:val="28"/>
+          <w:lang w:val="ru-RU"/>
+          <w14:textFill>
+            <w14:solidFill>
+              <w14:schemeClr w14:val="tx1"/>
+            </w14:solidFill>
+          </w14:textFill>
+        </w:rPr>
+      </w:pPr>
+      <w:r>
+        <w:rPr>
+          <w:rFonts w:hint="default" w:ascii="Times New Roman" w:hAnsi="Times New Roman" w:cs="Times New Roman"/>
+          <w:color w:val="000000" w:themeColor="text1"/>
+          <w:sz w:val="28"/>
+          <w:szCs w:val="28"/>
+          <w:lang w:val="ru-RU"/>
+          <w14:textFill>
+            <w14:solidFill>
+              <w14:schemeClr w14:val="tx1"/>
+            </w14:solidFill>
+          </w14:textFill>
+        </w:rPr>
+        <w:t>*/</w:t>
+      </w:r>
+    </w:p>
+    <w:p>
+      <w:pPr>
+        <w:jc w:val="center"/>
+        <w:rPr>
           <w:rFonts w:ascii="Times New Roman" w:hAnsi="Times New Roman" w:cs="Times New Roman"/>
           <w:color w:val="000000" w:themeColor="text1"/>
           <w:sz w:val="28"/>
@@ -19,6 +275,21 @@
       </w:pPr>
       <w:r>
         <w:rPr>
+          <w:rFonts w:hint="default" w:ascii="Times New Roman" w:hAnsi="Times New Roman" w:cs="Times New Roman"/>
+          <w:color w:val="000000" w:themeColor="text1"/>
+          <w:sz w:val="28"/>
+          <w:szCs w:val="28"/>
+          <w:lang w:val="ru-RU"/>
+          <w14:textFill>
+            <w14:solidFill>
+              <w14:schemeClr w14:val="tx1"/>
+            </w14:solidFill>
+          </w14:textFill>
+        </w:rPr>
+        <w:t>0*\</w:t>
+      </w:r>
+      <w:r>
+        <w:rPr>
           <w:rFonts w:ascii="Times New Roman" w:hAnsi="Times New Roman" w:cs="Times New Roman"/>
           <w:color w:val="000000" w:themeColor="text1"/>
           <w:sz w:val="28"/>
@@ -29,7 +300,7 @@
             </w14:solidFill>
           </w14:textFill>
         </w:rPr>
-        <w:t>Белорусский государственный технологический университет</w:t>
+        <w:t>лорусский государственный технологический университет</w:t>
       </w:r>
     </w:p>
     <w:p>
@@ -471,21 +742,54 @@
       <w:pPr>
         <w:jc w:val="center"/>
         <w:rPr>
+          <w:rFonts w:hint="default" w:ascii="Times New Roman" w:hAnsi="Times New Roman" w:cs="Times New Roman"/>
+          <w:color w:val="000000" w:themeColor="text1"/>
+          <w:sz w:val="28"/>
+          <w:szCs w:val="28"/>
+          <w:lang w:val="ru-RU"/>
+          <w14:textFill>
+            <w14:solidFill>
+              <w14:schemeClr w14:val="tx1"/>
+            </w14:solidFill>
+          </w14:textFill>
+        </w:rPr>
+      </w:pPr>
+      <w:r>
+        <w:rPr>
+          <w:rFonts w:hint="default" w:ascii="Times New Roman" w:hAnsi="Times New Roman" w:cs="Times New Roman"/>
+          <w:color w:val="000000" w:themeColor="text1"/>
+          <w:sz w:val="28"/>
+          <w:szCs w:val="28"/>
+          <w:lang w:val="ru-RU"/>
+          <w14:textFill>
+            <w14:solidFill>
+              <w14:schemeClr w14:val="tx1"/>
+            </w14:solidFill>
+          </w14:textFill>
+        </w:rPr>
+        <w:t>/</w:t>
+      </w:r>
+    </w:p>
+    <w:p>
+      <w:pPr>
+        <w:ind w:left="5040"/>
+        <w:jc w:val="both"/>
+        <w:rPr>
           <w:rFonts w:ascii="Times New Roman" w:hAnsi="Times New Roman" w:cs="Times New Roman"/>
           <w:color w:val="000000" w:themeColor="text1"/>
           <w:sz w:val="28"/>
           <w:szCs w:val="28"/>
-          <w14:textFill>
-            <w14:solidFill>
-              <w14:schemeClr w14:val="tx1"/>
-            </w14:solidFill>
-          </w14:textFill>
-        </w:rPr>
-      </w:pPr>
-    </w:p>
-    <w:p>
-      <w:pPr>
-        <w:ind w:left="5040"/>
+          <w:lang w:val="ru-RU"/>
+          <w14:textFill>
+            <w14:solidFill>
+              <w14:schemeClr w14:val="tx1"/>
+            </w14:solidFill>
+          </w14:textFill>
+        </w:rPr>
+      </w:pPr>
+    </w:p>
+    <w:p>
+      <w:pPr>
         <w:jc w:val="both"/>
         <w:rPr>
           <w:rFonts w:ascii="Times New Roman" w:hAnsi="Times New Roman" w:cs="Times New Roman"/>
@@ -1141,7 +1445,24 @@
           <w:spacing w:val="6"/>
           <w:sz w:val="28"/>
         </w:rPr>
-        <w:t>При передаче последовательности единиц сигнал не возвращается к нулю в течение такта.</w:t>
+        <w:t xml:space="preserve">При передаче </w:t>
+      </w:r>
+      <w:r>
+        <w:rPr>
+          <w:rFonts w:hint="default" w:ascii="Times New Roman" w:hAnsi="Times New Roman"/>
+          <w:spacing w:val="6"/>
+          <w:sz w:val="28"/>
+          <w:lang w:val="ru-RU"/>
+        </w:rPr>
+        <w:t>*</w:t>
+      </w:r>
+      <w:r>
+        <w:rPr>
+          <w:rFonts w:ascii="Times New Roman" w:hAnsi="Times New Roman"/>
+          <w:spacing w:val="6"/>
+          <w:sz w:val="28"/>
+        </w:rPr>
+        <w:t>последовательности единиц сигнал не возвращается к нулю в течение такта.</w:t>
       </w:r>
       <w:r>
         <w:rPr>
@@ -1597,7 +1918,17 @@
           <w:b/>
           <w:sz w:val="28"/>
         </w:rPr>
-        <w:t xml:space="preserve">потенциальном кодировании с инверсией при единице </w:t>
+        <w:t>п</w:t>
+      </w:r>
+      <w:r>
+        <w:rPr>
+          <w:rStyle w:val="44"/>
+          <w:rFonts w:hint="default" w:eastAsia="Courier New"/>
+          <w:b/>
+          <w:sz w:val="28"/>
+          <w:lang w:val="en-US"/>
+        </w:rPr>
+        <w:t>/</w:t>
       </w:r>
       <w:r>
         <w:rPr>
@@ -1605,9 +1936,8 @@
           <w:rFonts w:eastAsia="Courier New"/>
           <w:b/>
           <w:sz w:val="28"/>
-          <w:lang w:eastAsia="en-US"/>
-        </w:rPr>
-        <w:t>(</w:t>
+        </w:rPr>
+        <w:t xml:space="preserve">отенциальном кодировании с инверсией при единице </w:t>
       </w:r>
       <w:r>
         <w:rPr>
@@ -1615,9 +1945,9 @@
           <w:rFonts w:eastAsia="Courier New"/>
           <w:b/>
           <w:sz w:val="28"/>
-          <w:lang w:val="en-US" w:eastAsia="en-US"/>
-        </w:rPr>
-        <w:t>Non</w:t>
+          <w:lang w:eastAsia="en-US"/>
+        </w:rPr>
+        <w:t>(</w:t>
       </w:r>
       <w:r>
         <w:rPr>
@@ -1625,9 +1955,9 @@
           <w:rFonts w:eastAsia="Courier New"/>
           <w:b/>
           <w:sz w:val="28"/>
-          <w:lang w:eastAsia="en-US"/>
-        </w:rPr>
-        <w:t xml:space="preserve"> </w:t>
+          <w:lang w:val="en-US" w:eastAsia="en-US"/>
+        </w:rPr>
+        <w:t>Non</w:t>
       </w:r>
       <w:r>
         <w:rPr>
@@ -1635,9 +1965,9 @@
           <w:rFonts w:eastAsia="Courier New"/>
           <w:b/>
           <w:sz w:val="28"/>
-          <w:lang w:val="en-US" w:eastAsia="en-US"/>
-        </w:rPr>
-        <w:t>Return</w:t>
+          <w:lang w:eastAsia="en-US"/>
+        </w:rPr>
+        <w:t xml:space="preserve"> </w:t>
       </w:r>
       <w:r>
         <w:rPr>
@@ -1645,9 +1975,9 @@
           <w:rFonts w:eastAsia="Courier New"/>
           <w:b/>
           <w:sz w:val="28"/>
-          <w:lang w:eastAsia="en-US"/>
-        </w:rPr>
-        <w:t xml:space="preserve"> </w:t>
+          <w:lang w:val="en-US" w:eastAsia="en-US"/>
+        </w:rPr>
+        <w:t>Return</w:t>
       </w:r>
       <w:r>
         <w:rPr>
@@ -1655,9 +1985,9 @@
           <w:rFonts w:eastAsia="Courier New"/>
           <w:b/>
           <w:sz w:val="28"/>
-          <w:lang w:val="en-US" w:eastAsia="en-US"/>
-        </w:rPr>
-        <w:t>to</w:t>
+          <w:lang w:eastAsia="en-US"/>
+        </w:rPr>
+        <w:t xml:space="preserve"> </w:t>
       </w:r>
       <w:r>
         <w:rPr>
@@ -1665,9 +1995,9 @@
           <w:rFonts w:eastAsia="Courier New"/>
           <w:b/>
           <w:sz w:val="28"/>
-          <w:lang w:eastAsia="en-US"/>
-        </w:rPr>
-        <w:t xml:space="preserve"> </w:t>
+          <w:lang w:val="en-US" w:eastAsia="en-US"/>
+        </w:rPr>
+        <w:t>to</w:t>
       </w:r>
       <w:r>
         <w:rPr>
@@ -1675,9 +2005,9 @@
           <w:rFonts w:eastAsia="Courier New"/>
           <w:b/>
           <w:sz w:val="28"/>
-          <w:lang w:val="en-US" w:eastAsia="en-US"/>
-        </w:rPr>
-        <w:t>Zero</w:t>
+          <w:lang w:eastAsia="en-US"/>
+        </w:rPr>
+        <w:t xml:space="preserve"> </w:t>
       </w:r>
       <w:r>
         <w:rPr>
@@ -1685,10 +2015,42 @@
           <w:rFonts w:eastAsia="Courier New"/>
           <w:b/>
           <w:sz w:val="28"/>
+          <w:lang w:val="en-US" w:eastAsia="en-US"/>
+        </w:rPr>
+        <w:t>Zero</w:t>
+      </w:r>
+      <w:r>
+        <w:rPr>
+          <w:rStyle w:val="44"/>
+          <w:rFonts w:eastAsia="Courier New"/>
+          <w:b/>
+          <w:sz w:val="28"/>
           <w:lang w:eastAsia="en-US"/>
         </w:rPr>
-        <w:t xml:space="preserve"> </w:t>
-      </w:r>
+        <w:t xml:space="preserve"> Фцйфф</w:t>
+      </w:r>
+      <w:r>
+        <w:rPr>
+          <w:rStyle w:val="44"/>
+          <w:rFonts w:hint="default" w:eastAsia="Courier New"/>
+          <w:b/>
+          <w:sz w:val="28"/>
+          <w:lang w:val="en-US" w:eastAsia="en-US"/>
+        </w:rPr>
+        <w:t>1фЙ1Й1</w:t>
+      </w:r>
+      <w:r>
+        <w:rPr>
+          <w:rStyle w:val="44"/>
+          <w:rFonts w:hint="default" w:eastAsia="Courier New"/>
+          <w:b/>
+          <w:sz w:val="28"/>
+          <w:lang w:val="en-US" w:eastAsia="en-US"/>
+        </w:rPr>
+        <w:tab/>
+      </w:r>
+      <w:bookmarkStart w:id="0" w:name="_GoBack"/>
+      <w:bookmarkEnd w:id="0"/>
       <w:r>
         <w:rPr>
           <w:rStyle w:val="44"/>
@@ -3116,15 +3478,7 @@
         <w:rPr>
           <w:spacing w:val="-4"/>
         </w:rPr>
-        <w:t xml:space="preserve"> со способами физического и логического цифрового кодирования на физическом уровне </w:t>
-      </w:r>
-      <w:bookmarkStart w:id="0" w:name="_GoBack"/>
-      <w:bookmarkEnd w:id="0"/>
-      <w:r>
-        <w:rPr>
-          <w:spacing w:val="-4"/>
-        </w:rPr>
-        <w:t>при передаче данных в сетях.</w:t>
+        <w:t xml:space="preserve"> со способами физического и логического цифрового кодирования на физическом уровне при передаче данных в сетях.</w:t>
       </w:r>
     </w:p>
     <w:p>
